--- a/papers/Neuresthetic School Method.docx
+++ b/papers/Neuresthetic School Method.docx
@@ -18,7 +18,25 @@
           <w:sz w:val="40"/>
           <w:szCs w:val="40"/>
         </w:rPr>
-        <w:t xml:space="preserve">NEURESTHETC </w:t>
+        <w:t>NEURESTHET</w:t>
+      </w:r>
+      <w:r>
+        <w:rPr>
+          <w:rFonts w:ascii="High Tower Text" w:hAnsi="High Tower Text"/>
+          <w:spacing w:val="20"/>
+          <w:sz w:val="40"/>
+          <w:szCs w:val="40"/>
+        </w:rPr>
+        <w:t>I</w:t>
+      </w:r>
+      <w:r>
+        <w:rPr>
+          <w:rFonts w:ascii="High Tower Text" w:hAnsi="High Tower Text"/>
+          <w:spacing w:val="20"/>
+          <w:sz w:val="40"/>
+          <w:szCs w:val="40"/>
+        </w:rPr>
+        <w:t xml:space="preserve">C </w:t>
       </w:r>
       <w:r>
         <w:rPr>
@@ -1251,6 +1269,7 @@
         </w:rPr>
         <w:t xml:space="preserve"> </w:t>
       </w:r>
+      <w:proofErr w:type="spellStart"/>
       <w:r>
         <w:rPr>
           <w:rFonts w:cstheme="minorHAnsi"/>
@@ -1260,6 +1279,7 @@
         </w:rPr>
         <w:t>Neuresthetics</w:t>
       </w:r>
+      <w:proofErr w:type="spellEnd"/>
       <w:r>
         <w:rPr>
           <w:rFonts w:cstheme="minorHAnsi"/>
